--- a/AI_Agents_and_Advanced_Fine_Tuning_Bootcamp/Lab_Walkthroughs/Week_12_Lab_A_capstone_work_block_1.docx
+++ b/AI_Agents_and_Advanced_Fine_Tuning_Bootcamp/Lab_Walkthroughs/Week_12_Lab_A_capstone_work_block_1.docx
@@ -96,7 +96,7 @@
           <w:color w:val="333333"/>
           <w:sz w:val="22"/>
         </w:rPr>
-        <w:t>Cluster workspace from week 1 plus week-specific deps in the requirements.txt that ships with this lab.</w:t>
+        <w:t>Your capstone repo; ruff, pytest, and the course eval template.</w:t>
       </w:r>
     </w:p>
     <w:p>
@@ -118,7 +118,7 @@
           <w:color w:val="333333"/>
           <w:sz w:val="22"/>
         </w:rPr>
-        <w:t>Concept list available in the class notes for this week.</w:t>
+        <w:t>Reproducibility: pinned deps, seeds, one-command run</w:t>
       </w:r>
     </w:p>
     <w:p>
@@ -130,7 +130,19 @@
           <w:color w:val="333333"/>
           <w:sz w:val="22"/>
         </w:rPr>
-        <w:t>Lab guide TA reviews the concepts in the first 15 minutes.</w:t>
+        <w:t>Eval suite as the capstone's spine (50 cases minimum)</w:t>
+      </w:r>
+    </w:p>
+    <w:p>
+      <w:pPr>
+        <w:pStyle w:val="ListBullet"/>
+      </w:pPr>
+      <w:r>
+        <w:rPr>
+          <w:color w:val="333333"/>
+          <w:sz w:val="22"/>
+        </w:rPr>
+        <w:t>Observability: traces a reviewer can open</w:t>
       </w:r>
     </w:p>
     <w:p>
@@ -211,7 +223,85 @@
           <w:color w:val="101010"/>
           <w:sz w:val="18"/>
         </w:rPr>
-        <w:t># Starter code is in the lab repo: see lab_starter.py.</w:t>
+        <w:t># Makefile targets the graders will run</w:t>
+      </w:r>
+    </w:p>
+    <w:p>
+      <w:pPr>
+        <w:spacing w:after="0" w:before="0"/>
+      </w:pPr>
+      <w:r>
+        <w:rPr>
+          <w:rFonts w:ascii="Consolas" w:hAnsi="Consolas"/>
+          <w:color w:val="101010"/>
+          <w:sz w:val="18"/>
+        </w:rPr>
+        <w:t>setup:    pip install -r requirements.lock</w:t>
+      </w:r>
+    </w:p>
+    <w:p>
+      <w:pPr>
+        <w:spacing w:after="0" w:before="0"/>
+      </w:pPr>
+      <w:r>
+        <w:rPr>
+          <w:rFonts w:ascii="Consolas" w:hAnsi="Consolas"/>
+          <w:color w:val="101010"/>
+          <w:sz w:val="18"/>
+        </w:rPr>
+        <w:t>test:     ruff check . &amp;&amp; pytest -q</w:t>
+      </w:r>
+    </w:p>
+    <w:p>
+      <w:pPr>
+        <w:spacing w:after="0" w:before="0"/>
+      </w:pPr>
+      <w:r>
+        <w:rPr>
+          <w:rFonts w:ascii="Consolas" w:hAnsi="Consolas"/>
+          <w:color w:val="101010"/>
+          <w:sz w:val="18"/>
+        </w:rPr>
+        <w:t>eval:     python -m capstone.eval --cases evals/cases.jsonl \</w:t>
+      </w:r>
+    </w:p>
+    <w:p>
+      <w:pPr>
+        <w:spacing w:after="0" w:before="0"/>
+      </w:pPr>
+      <w:r>
+        <w:rPr>
+          <w:rFonts w:ascii="Consolas" w:hAnsi="Consolas"/>
+          <w:color w:val="101010"/>
+          <w:sz w:val="18"/>
+        </w:rPr>
+        <w:t xml:space="preserve">          --report out/eval_report.md</w:t>
+      </w:r>
+    </w:p>
+    <w:p>
+      <w:pPr>
+        <w:spacing w:after="0" w:before="0"/>
+      </w:pPr>
+      <w:r>
+        <w:rPr>
+          <w:rFonts w:ascii="Consolas" w:hAnsi="Consolas"/>
+          <w:color w:val="101010"/>
+          <w:sz w:val="18"/>
+        </w:rPr>
+        <w:t>demo:     python -m capstone.demo --trace out/trace.html</w:t>
+      </w:r>
+    </w:p>
+    <w:p>
+      <w:pPr>
+        <w:spacing w:after="0" w:before="0"/>
+      </w:pPr>
+      <w:r>
+        <w:rPr>
+          <w:rFonts w:ascii="Consolas" w:hAnsi="Consolas"/>
+          <w:color w:val="101010"/>
+          <w:sz w:val="18"/>
+        </w:rPr>
+        <w:t xml:space="preserve"> </w:t>
       </w:r>
     </w:p>
     <w:p>
@@ -233,7 +323,7 @@
           <w:color w:val="333333"/>
           <w:sz w:val="22"/>
         </w:rPr>
-        <w:t>all deliverables present in the submission folder</w:t>
+        <w:t>fresh-clone setup + eval completes on a clean machine</w:t>
       </w:r>
     </w:p>
     <w:p>
@@ -245,7 +335,7 @@
           <w:color w:val="333333"/>
           <w:sz w:val="22"/>
         </w:rPr>
-        <w:t>code runs end-to-end without modification</w:t>
+        <w:t>eval suite has &gt;= 50 cases with pass/fail criteria</w:t>
       </w:r>
     </w:p>
     <w:p>
@@ -257,7 +347,19 @@
           <w:color w:val="333333"/>
           <w:sz w:val="22"/>
         </w:rPr>
-        <w:t>results match the expected ranges in the rubric</w:t>
+        <w:t>README states the four course patterns used and where</w:t>
+      </w:r>
+    </w:p>
+    <w:p>
+      <w:pPr>
+        <w:pStyle w:val="ListBullet"/>
+      </w:pPr>
+      <w:r>
+        <w:rPr>
+          <w:color w:val="333333"/>
+          <w:sz w:val="22"/>
+        </w:rPr>
+        <w:t>traces show tool calls for three representative runs</w:t>
       </w:r>
     </w:p>
     <w:p>
